--- a/downloads/handouts/Unit 06/Handout 06.04 - Neighborhood Map and Price Comparison.docx
+++ b/downloads/handouts/Unit 06/Handout 06.04 - Neighborhood Map and Price Comparison.docx
@@ -70,8 +70,11 @@
       </w:r>
     </w:p>
     <w:p>
-      <w:r>
-        <w:br w:type="page"/>
+      <w:pPr>
+        <w:pStyle w:val="BodyText"/>
+      </w:pPr>
+      <w:r>
+        <w:t xml:space="preserve">_____________________________________________________________________________</w:t>
       </w:r>
     </w:p>
     <w:p>
@@ -92,8 +95,11 @@
       </w:r>
     </w:p>
     <w:p>
-      <w:r>
-        <w:br w:type="page"/>
+      <w:pPr>
+        <w:pStyle w:val="BodyText"/>
+      </w:pPr>
+      <w:r>
+        <w:t xml:space="preserve">_____________________________________________________________________________</w:t>
       </w:r>
     </w:p>
     <w:p>
@@ -771,8 +777,11 @@
       </w:r>
     </w:p>
     <w:p>
-      <w:r>
-        <w:br w:type="page"/>
+      <w:pPr>
+        <w:pStyle w:val="BodyText"/>
+      </w:pPr>
+      <w:r>
+        <w:t xml:space="preserve">_____________________________________________________________________________</w:t>
       </w:r>
     </w:p>
     <w:p>
@@ -793,8 +802,11 @@
       </w:r>
     </w:p>
     <w:p>
-      <w:r>
-        <w:br w:type="page"/>
+      <w:pPr>
+        <w:pStyle w:val="BodyText"/>
+      </w:pPr>
+      <w:r>
+        <w:t xml:space="preserve">_____________________________________________________________________________</w:t>
       </w:r>
     </w:p>
     <w:p>
@@ -3288,8 +3300,11 @@
       </w:r>
     </w:p>
     <w:p>
-      <w:r>
-        <w:br w:type="page"/>
+      <w:pPr>
+        <w:pStyle w:val="BodyText"/>
+      </w:pPr>
+      <w:r>
+        <w:t xml:space="preserve">_____________________________________________________________________________</w:t>
       </w:r>
     </w:p>
     <w:p>

--- a/downloads/handouts/Unit 06/Handout 06.04 - Neighborhood Map and Price Comparison.docx
+++ b/downloads/handouts/Unit 06/Handout 06.04 - Neighborhood Map and Price Comparison.docx
@@ -297,231 +297,68 @@
     </w:p>
     <w:p>
       <w:pPr>
-        <w:pStyle w:val="SourceCode"/>
-      </w:pPr>
-      <w:r>
-        <w:rPr>
-          <w:rStyle w:val="VerbatimChar"/>
-        </w:rPr>
-        <w:t xml:space="preserve">          ROUTE 9  (no sidewalk between Elm and the store)</w:t>
-      </w:r>
-      <w:r>
-        <w:br/>
-      </w:r>
-      <w:r>
-        <w:rPr>
-          <w:rStyle w:val="VerbatimChar"/>
-        </w:rPr>
-        <w:t xml:space="preserve">  =======================================================================</w:t>
-      </w:r>
-      <w:r>
-        <w:br/>
-      </w:r>
-      <w:r>
-        <w:rPr>
-          <w:rStyle w:val="VerbatimChar"/>
-        </w:rPr>
-        <w:t xml:space="preserve">                                                          [ SUPERMARKET ]</w:t>
-      </w:r>
-      <w:r>
-        <w:br/>
-      </w:r>
-      <w:r>
-        <w:rPr>
-          <w:rStyle w:val="VerbatimChar"/>
-        </w:rPr>
-        <w:t xml:space="preserve">                                                           Fresh Foods</w:t>
-      </w:r>
-      <w:r>
-        <w:br/>
-      </w:r>
-      <w:r>
-        <w:rPr>
-          <w:rStyle w:val="VerbatimChar"/>
-        </w:rPr>
-        <w:t xml:space="preserve">                                                           open 7 to 9</w:t>
-      </w:r>
-      <w:r>
-        <w:br/>
-      </w:r>
-      <w:r>
-        <w:rPr>
-          <w:rStyle w:val="VerbatimChar"/>
-        </w:rPr>
-        <w:t xml:space="preserve">  OAK STREET</w:t>
-      </w:r>
-      <w:r>
-        <w:br/>
-      </w:r>
-      <w:r>
-        <w:rPr>
-          <w:rStyle w:val="VerbatimChar"/>
-        </w:rPr>
-        <w:t xml:space="preserve">  ----------------------------------------------------------------------</w:t>
-      </w:r>
-      <w:r>
-        <w:br/>
-      </w:r>
-      <w:r>
-        <w:rPr>
-          <w:rStyle w:val="VerbatimChar"/>
-        </w:rPr>
-        <w:t xml:space="preserve">   [HOME A]        [C-STORE 1]</w:t>
-      </w:r>
-      <w:r>
-        <w:br/>
-      </w:r>
-      <w:r>
-        <w:rPr>
-          <w:rStyle w:val="VerbatimChar"/>
-        </w:rPr>
-        <w:t xml:space="preserve">                    Quick Stop</w:t>
-      </w:r>
-      <w:r>
-        <w:br/>
-      </w:r>
-      <w:r>
-        <w:rPr>
-          <w:rStyle w:val="VerbatimChar"/>
-        </w:rPr>
-        <w:t xml:space="preserve">                    open 6 to 11</w:t>
-      </w:r>
-      <w:r>
-        <w:br/>
-      </w:r>
-      <w:r>
-        <w:rPr>
-          <w:rStyle w:val="VerbatimChar"/>
-        </w:rPr>
-        <w:t xml:space="preserve">  ELM STREET</w:t>
-      </w:r>
-      <w:r>
-        <w:br/>
-      </w:r>
-      <w:r>
-        <w:rPr>
-          <w:rStyle w:val="VerbatimChar"/>
-        </w:rPr>
-        <w:t xml:space="preserve">  ----------------------------------------------------------------------</w:t>
-      </w:r>
-      <w:r>
-        <w:br/>
-      </w:r>
-      <w:r>
-        <w:rPr>
-          <w:rStyle w:val="VerbatimChar"/>
-        </w:rPr>
-        <w:t xml:space="preserve">                          [C-STORE 2]              [HOME B]</w:t>
-      </w:r>
-      <w:r>
-        <w:br/>
-      </w:r>
-      <w:r>
-        <w:rPr>
-          <w:rStyle w:val="VerbatimChar"/>
-        </w:rPr>
-        <w:t xml:space="preserve">                           Corner Mart</w:t>
-      </w:r>
-      <w:r>
-        <w:br/>
-      </w:r>
-      <w:r>
-        <w:rPr>
-          <w:rStyle w:val="VerbatimChar"/>
-        </w:rPr>
-        <w:t xml:space="preserve">                           open 24 hours</w:t>
-      </w:r>
-      <w:r>
-        <w:br/>
-      </w:r>
-      <w:r>
-        <w:rPr>
-          <w:rStyle w:val="VerbatimChar"/>
-        </w:rPr>
-        <w:t xml:space="preserve">  PINE STREET</w:t>
-      </w:r>
-      <w:r>
-        <w:br/>
-      </w:r>
-      <w:r>
-        <w:rPr>
-          <w:rStyle w:val="VerbatimChar"/>
-        </w:rPr>
-        <w:t xml:space="preserve">  ----------------------------------------------------------------------</w:t>
-      </w:r>
-      <w:r>
-        <w:br/>
-      </w:r>
-      <w:r>
-        <w:rPr>
-          <w:rStyle w:val="VerbatimChar"/>
-        </w:rPr>
-        <w:t xml:space="preserve">   [HOME C]                          [C-STORE 3]</w:t>
-      </w:r>
-      <w:r>
-        <w:br/>
-      </w:r>
-      <w:r>
-        <w:rPr>
-          <w:rStyle w:val="VerbatimChar"/>
-        </w:rPr>
-        <w:t xml:space="preserve">   (no car)                           Gas and Go</w:t>
-      </w:r>
-      <w:r>
-        <w:br/>
-      </w:r>
-      <w:r>
-        <w:rPr>
-          <w:rStyle w:val="VerbatimChar"/>
-        </w:rPr>
-        <w:t xml:space="preserve">                                      open 5 to 12</w:t>
-      </w:r>
-      <w:r>
-        <w:br/>
-      </w:r>
-      <w:r>
-        <w:rPr>
-          <w:rStyle w:val="VerbatimChar"/>
-        </w:rPr>
-        <w:t xml:space="preserve">  BIRCH STREET</w:t>
-      </w:r>
-      <w:r>
-        <w:br/>
-      </w:r>
-      <w:r>
-        <w:rPr>
-          <w:rStyle w:val="VerbatimChar"/>
-        </w:rPr>
-        <w:t xml:space="preserve">  ----------------------------------------------------------------------</w:t>
-      </w:r>
-      <w:r>
-        <w:br/>
-      </w:r>
-      <w:r>
-        <w:rPr>
-          <w:rStyle w:val="VerbatimChar"/>
-        </w:rPr>
-        <w:t xml:space="preserve">      *  BUS STOP (route 12, one bus every hour, 6 a.m. to 8 p.m.)</w:t>
-      </w:r>
-      <w:r>
-        <w:br/>
-      </w:r>
-      <w:r>
-        <w:rPr>
-          <w:rStyle w:val="VerbatimChar"/>
-        </w:rPr>
-        <w:t xml:space="preserve">         The bus goes to the supermarket. The ride is 9 minutes.</w:t>
+        <w:pStyle w:val="CaptionedFigure"/>
+      </w:pPr>
+      <w:r>
+        <w:drawing>
+          <wp:inline>
+            <wp:extent cx="5486400" cy="4895556"/>
+            <wp:effectExtent b="0" l="0" r="0" t="0"/>
+            <wp:docPr descr="The neighborhood map: Route 9, four streets, three homes, three convenience stores, the supermarket and the bus stop" title="" id="1" name="Picture"/>
+            <a:graphic>
+              <a:graphicData uri="http://schemas.openxmlformats.org/drawingml/2006/picture">
+                <pic:pic>
+                  <pic:nvPicPr>
+                    <pic:cNvPr descr="images/h0604-neighborhood-map.png" id="0" name="Picture"/>
+                    <pic:cNvPicPr>
+                      <a:picLocks noChangeArrowheads="1" noChangeAspect="1"/>
+                    </pic:cNvPicPr>
+                  </pic:nvPicPr>
+                  <pic:blipFill>
+                    <a:blip r:embed="rId24"/>
+                    <a:stretch>
+                      <a:fillRect/>
+                    </a:stretch>
+                  </pic:blipFill>
+                  <pic:spPr bwMode="auto">
+                    <a:xfrm>
+                      <a:off x="0" y="0"/>
+                      <a:ext cx="5486400" cy="4895556"/>
+                    </a:xfrm>
+                    <a:prstGeom prst="rect">
+                      <a:avLst/>
+                    </a:prstGeom>
+                    <a:noFill/>
+                    <a:ln w="9525">
+                      <a:noFill/>
+                      <a:headEnd/>
+                      <a:tailEnd/>
+                    </a:ln>
+                  </pic:spPr>
+                </pic:pic>
+              </a:graphicData>
+            </a:graphic>
+          </wp:inline>
+        </w:drawing>
+      </w:r>
+    </w:p>
+    <w:p>
+      <w:pPr>
+        <w:pStyle w:val="ImageCaption"/>
+      </w:pPr>
+      <w:r>
+        <w:t xml:space="preserve">The neighborhood map: Route 9, four streets, three homes, three convenience stores, the supermarket and the bus stop</w:t>
       </w:r>
     </w:p>
     <w:p>
       <w:pPr>
         <w:pStyle w:val="Heading3"/>
       </w:pPr>
-      <w:bookmarkStart w:id="24" w:name="measure-it"/>
+      <w:bookmarkStart w:id="25" w:name="measure-it"/>
       <w:r>
         <w:t xml:space="preserve">Measure it</w:t>
       </w:r>
-      <w:bookmarkEnd w:id="24"/>
+      <w:bookmarkEnd w:id="25"/>
     </w:p>
     <w:p>
       <w:pPr>
@@ -818,11 +655,11 @@
       <w:pPr>
         <w:pStyle w:val="Heading2"/>
       </w:pPr>
-      <w:bookmarkStart w:id="25" w:name="part-3.-twenty-dollars-two-stores"/>
+      <w:bookmarkStart w:id="26" w:name="part-3.-twenty-dollars-two-stores"/>
       <w:r>
         <w:t xml:space="preserve">Part 3. Twenty dollars, two stores</w:t>
       </w:r>
-      <w:bookmarkEnd w:id="25"/>
+      <w:bookmarkEnd w:id="26"/>
     </w:p>
     <w:p>
       <w:pPr>
@@ -836,11 +673,11 @@
       <w:pPr>
         <w:pStyle w:val="Heading3"/>
       </w:pPr>
-      <w:bookmarkStart w:id="26" w:name="X2303083d068cd2b3254fe9d2ab5710820055722"/>
+      <w:bookmarkStart w:id="27" w:name="X2303083d068cd2b3254fe9d2ab5710820055722"/>
       <w:r>
         <w:t xml:space="preserve">Fresh Foods Supermarket (1.4 miles from Home C)</w:t>
       </w:r>
-      <w:bookmarkEnd w:id="26"/>
+      <w:bookmarkEnd w:id="27"/>
     </w:p>
     <w:tbl>
       <w:tblPr>
@@ -2055,11 +1892,11 @@
       <w:pPr>
         <w:pStyle w:val="Heading3"/>
       </w:pPr>
-      <w:bookmarkStart w:id="27" w:name="X63f9e18a77abbe751ad4527abac080a863baf9a"/>
+      <w:bookmarkStart w:id="28" w:name="X63f9e18a77abbe751ad4527abac080a863baf9a"/>
       <w:r>
         <w:t xml:space="preserve">Corner Mart (0.2 miles from Home C, open 24 hours)</w:t>
       </w:r>
-      <w:bookmarkEnd w:id="27"/>
+      <w:bookmarkEnd w:id="28"/>
     </w:p>
     <w:tbl>
       <w:tblPr>
@@ -3259,11 +3096,11 @@
       <w:pPr>
         <w:pStyle w:val="Heading3"/>
       </w:pPr>
-      <w:bookmarkStart w:id="28" w:name="the-comparison"/>
+      <w:bookmarkStart w:id="29" w:name="the-comparison"/>
       <w:r>
         <w:t xml:space="preserve">The comparison</w:t>
       </w:r>
-      <w:bookmarkEnd w:id="28"/>
+      <w:bookmarkEnd w:id="29"/>
     </w:p>
     <w:p>
       <w:pPr>
@@ -3333,11 +3170,11 @@
       <w:pPr>
         <w:pStyle w:val="Heading2"/>
       </w:pPr>
-      <w:bookmarkStart w:id="29" w:name="part-4.-five-responses.-pick-two."/>
+      <w:bookmarkStart w:id="30" w:name="part-4.-five-responses.-pick-two."/>
       <w:r>
         <w:t xml:space="preserve">Part 4. Five responses. Pick two.</w:t>
       </w:r>
-      <w:bookmarkEnd w:id="29"/>
+      <w:bookmarkEnd w:id="30"/>
     </w:p>
     <w:tbl>
       <w:tblPr>
@@ -3573,11 +3410,11 @@
       <w:pPr>
         <w:pStyle w:val="Heading2"/>
       </w:pPr>
-      <w:bookmarkStart w:id="30" w:name="exit-card"/>
+      <w:bookmarkStart w:id="31" w:name="exit-card"/>
       <w:r>
         <w:t xml:space="preserve">Exit card</w:t>
       </w:r>
-      <w:bookmarkEnd w:id="30"/>
+      <w:bookmarkEnd w:id="31"/>
     </w:p>
     <w:p>
       <w:pPr>

--- a/downloads/handouts/Unit 06/Handout 06.04 - Neighborhood Map and Price Comparison.docx
+++ b/downloads/handouts/Unit 06/Handout 06.04 - Neighborhood Map and Price Comparison.docx
@@ -34,7 +34,7 @@
         <w:t xml:space="preserve"> </w:t>
       </w:r>
       <w:r>
-        <w:t xml:space="preserve">The neighborhood is not a real place. The prices are written to look like a real Long Island supermarket and a real corner store. Nobody is being described here.</w:t>
+        <w:t xml:space="preserve">The neighborhood is not a real place. The prices are written to look like a real Long Island supermarket and a real corner store. This handout is not about anybody’s real home.</w:t>
       </w:r>
     </w:p>
     <w:p>
@@ -74,7 +74,7 @@
         <w:pStyle w:val="BodyText"/>
       </w:pPr>
       <w:r>
-        <w:t xml:space="preserve">_____________________________________________________________________________</w:t>
+        <w:t xml:space="preserve">Line 2: _____________________________________________________________________________</w:t>
       </w:r>
     </w:p>
     <w:p>
@@ -99,7 +99,7 @@
         <w:pStyle w:val="BodyText"/>
       </w:pPr>
       <w:r>
-        <w:t xml:space="preserve">_____________________________________________________________________________</w:t>
+        <w:t xml:space="preserve">Line 4: _____________________________________________________________________________</w:t>
       </w:r>
     </w:p>
     <w:p>
@@ -365,7 +365,7 @@
         <w:pStyle w:val="FirstParagraph"/>
       </w:pPr>
       <w:r>
-        <w:t xml:space="preserve">Use a ruler and the scale. Measure straight-line distance, then add 20 percent for turns.</w:t>
+        <w:t xml:space="preserve">Use a ruler and the scale. Measure the straight-line distance. Then add 20 percent for turns.</w:t>
       </w:r>
     </w:p>
     <w:tbl>
@@ -610,7 +610,7 @@
         <w:pStyle w:val="BodyText"/>
       </w:pPr>
       <w:r>
-        <w:t xml:space="preserve">Name two reasons: ___________________________________________________________</w:t>
+        <w:t xml:space="preserve">Give two reasons: ___________________________________________________________</w:t>
       </w:r>
     </w:p>
     <w:p>
@@ -618,7 +618,7 @@
         <w:pStyle w:val="BodyText"/>
       </w:pPr>
       <w:r>
-        <w:t xml:space="preserve">_____________________________________________________________________________</w:t>
+        <w:t xml:space="preserve">Line 4: _____________________________________________________________________________</w:t>
       </w:r>
     </w:p>
     <w:p>
@@ -643,7 +643,7 @@
         <w:pStyle w:val="BodyText"/>
       </w:pPr>
       <w:r>
-        <w:t xml:space="preserve">_____________________________________________________________________________</w:t>
+        <w:t xml:space="preserve">Answer: _____________________________________________________________________________</w:t>
       </w:r>
     </w:p>
     <w:p>
@@ -666,7 +666,7 @@
         <w:pStyle w:val="FirstParagraph"/>
       </w:pPr>
       <w:r>
-        <w:t xml:space="preserve">You are shopping for one dinner for a family of four. You have $20. Build a cart at each store.</w:t>
+        <w:t xml:space="preserve">You are shopping for one dinner for a family of four. You have $20. Build a cart at each store. Check the items you buy and add up the cost.</w:t>
       </w:r>
     </w:p>
     <w:p>
@@ -3110,13 +3110,13 @@
         <w:rPr>
           <w:b/>
         </w:rPr>
-        <w:t xml:space="preserve">The difference in dollars:</w:t>
+        <w:t xml:space="preserve">The difference in how much food:</w:t>
       </w:r>
       <w:r>
         <w:t xml:space="preserve"> </w:t>
       </w:r>
       <w:r>
-        <w:t xml:space="preserve">the supermarket cart bought ____________ pounds of food for $20 and the Corner Mart cart bought ____________ pounds for $20.</w:t>
+        <w:t xml:space="preserve">the supermarket cart bought about ____________ pounds of food for $20. The Corner Mart cart bought about ____________ pounds for $20.</w:t>
       </w:r>
     </w:p>
     <w:p>
@@ -3141,7 +3141,7 @@
         <w:pStyle w:val="BodyText"/>
       </w:pPr>
       <w:r>
-        <w:t xml:space="preserve">_____________________________________________________________________________</w:t>
+        <w:t xml:space="preserve">Answer: _____________________________________________________________________________</w:t>
       </w:r>
     </w:p>
     <w:p>
@@ -3170,9 +3170,9 @@
       <w:pPr>
         <w:pStyle w:val="Heading2"/>
       </w:pPr>
-      <w:bookmarkStart w:id="30" w:name="part-4.-five-responses.-pick-two."/>
-      <w:r>
-        <w:t xml:space="preserve">Part 4. Five responses. Pick two.</w:t>
+      <w:bookmarkStart w:id="30" w:name="Xebc403607da8ded9284918d46ca7d1fbe7082d0"/>
+      <w:r>
+        <w:t xml:space="preserve">Part 4. Five responses. Rank them, then pick two.</w:t>
       </w:r>
       <w:bookmarkEnd w:id="30"/>
     </w:p>
@@ -3238,7 +3238,7 @@
               <w:jc w:val="left"/>
             </w:pPr>
             <w:r>
-              <w:t xml:space="preserve">Rank 1 to 5</w:t>
+              <w:t xml:space="preserve">Rank 1 to 5 (1 = helps Maple Park most)</w:t>
             </w:r>
           </w:p>
         </w:tc>
@@ -3289,7 +3289,7 @@
               <w:jc w:val="left"/>
             </w:pPr>
             <w:r>
-              <w:t xml:space="preserve">Federal programs. SNAP puts money on a card that can be used for groceries at approved stores. WIC provides specific foods for pregnant women, new mothers, infants, and young children. Both are run through the state</w:t>
+              <w:t xml:space="preserve">Government programs. SNAP puts money on a card that can be used for groceries at approved stores. WIC gives certain foods to pregnant women, new mothers, babies, and young children. Both are run through the state</w:t>
             </w:r>
           </w:p>
         </w:tc>
